--- a/documentation/HORIZON_GRID_QUICK_START.docx
+++ b/documentation/HORIZON_GRID_QUICK_START.docx
@@ -70,7 +70,7 @@
       </w:r>
       <w:r>
         <w:rPr/>
-        <w:t xml:space="preserve"> 0.1.0</w:t>
+        <w:t xml:space="preserve"> 0.2.3</w:t>
       </w:r>
     </w:p>
     <w:p>
@@ -85,7 +85,7 @@
       </w:r>
       <w:r>
         <w:rPr/>
-        <w:t xml:space="preserve"> 2026-08-17</w:t>
+        <w:t xml:space="preserve"> 2026-08-20</w:t>
       </w:r>
     </w:p>
     <w:p>
@@ -305,12 +305,12 @@
           <wp:inline distB="0" distL="0" distR="0" distT="0">
             <wp:extent cx="5829300" cy="4486275"/>
             <wp:effectExtent b="0" l="0" r="0" t="0"/>
-            <wp:docPr id="2" name="image-Fgqgn9dIUNZgUJtmvKFVA.png"/>
+            <wp:docPr id="2" name="image-njNAzXu9iUKC3JNunCvwp.png"/>
             <a:graphic>
               <a:graphicData uri="http://schemas.openxmlformats.org/drawingml/2006/picture">
                 <pic:pic>
                   <pic:nvPicPr>
-                    <pic:cNvPr id="2" name="image-Fgqgn9dIUNZgUJtmvKFVA.png" descr="Figure 1"/>
+                    <pic:cNvPr id="2" name="image-njNAzXu9iUKC3JNunCvwp.png" descr="Figure 1"/>
                     <pic:cNvPicPr/>
                   </pic:nvPicPr>
                   <pic:blipFill>
@@ -382,12 +382,12 @@
           <wp:inline distB="0" distL="0" distR="0" distT="0">
             <wp:extent cx="6629400" cy="5708650"/>
             <wp:effectExtent b="0" l="0" r="0" t="0"/>
-            <wp:docPr id="4" name="image-DXduXLWpWnVrU_Qyl6nt2.png"/>
+            <wp:docPr id="4" name="image-dOKfLlC16kBNOJ3N9SdYh.png"/>
             <a:graphic>
               <a:graphicData uri="http://schemas.openxmlformats.org/drawingml/2006/picture">
                 <pic:pic>
                   <pic:nvPicPr>
-                    <pic:cNvPr id="4" name="image-DXduXLWpWnVrU_Qyl6nt2.png" descr="Figure 2"/>
+                    <pic:cNvPr id="4" name="image-dOKfLlC16kBNOJ3N9SdYh.png" descr="Figure 2"/>
                     <pic:cNvPicPr/>
                   </pic:nvPicPr>
                   <pic:blipFill>
@@ -676,12 +676,12 @@
           <wp:inline distB="0" distL="0" distR="0" distT="0">
             <wp:extent cx="6629400" cy="4143375"/>
             <wp:effectExtent b="0" l="0" r="0" t="0"/>
-            <wp:docPr id="6" name="image-52iE9B8bTAMgv4MrO212w.png"/>
+            <wp:docPr id="6" name="image-GdFlT1XPBDw_XmD8YRnm2.png"/>
             <a:graphic>
               <a:graphicData uri="http://schemas.openxmlformats.org/drawingml/2006/picture">
                 <pic:pic>
                   <pic:nvPicPr>
-                    <pic:cNvPr id="6" name="image-52iE9B8bTAMgv4MrO212w.png" descr="Figure 5"/>
+                    <pic:cNvPr id="6" name="image-GdFlT1XPBDw_XmD8YRnm2.png" descr="Figure 5"/>
                     <pic:cNvPicPr/>
                   </pic:nvPicPr>
                   <pic:blipFill>
@@ -782,12 +782,12 @@
           <wp:inline distB="0" distL="0" distR="0" distT="0">
             <wp:extent cx="6629400" cy="5713254"/>
             <wp:effectExtent b="0" l="0" r="0" t="0"/>
-            <wp:docPr id="8" name="image-cePaI2YwYJwdFFQwnY4fl.png"/>
+            <wp:docPr id="8" name="image-4xKVkEjSiQVxMaqftqeuE.png"/>
             <a:graphic>
               <a:graphicData uri="http://schemas.openxmlformats.org/drawingml/2006/picture">
                 <pic:pic>
                   <pic:nvPicPr>
-                    <pic:cNvPr id="8" name="image-cePaI2YwYJwdFFQwnY4fl.png" descr="Figure 6"/>
+                    <pic:cNvPr id="8" name="image-4xKVkEjSiQVxMaqftqeuE.png" descr="Figure 6"/>
                     <pic:cNvPicPr/>
                   </pic:nvPicPr>
                   <pic:blipFill>
@@ -856,12 +856,12 @@
           <wp:inline distB="0" distL="0" distR="0" distT="0">
             <wp:extent cx="6629400" cy="5713254"/>
             <wp:effectExtent b="0" l="0" r="0" t="0"/>
-            <wp:docPr id="10" name="image-NiOPim-Z2SCu7-yYuCIwC.png"/>
+            <wp:docPr id="10" name="image-z2T0WxOcuBY-e-56wGJrG.png"/>
             <a:graphic>
               <a:graphicData uri="http://schemas.openxmlformats.org/drawingml/2006/picture">
                 <pic:pic>
                   <pic:nvPicPr>
-                    <pic:cNvPr id="10" name="image-NiOPim-Z2SCu7-yYuCIwC.png" descr="Figure 7"/>
+                    <pic:cNvPr id="10" name="image-z2T0WxOcuBY-e-56wGJrG.png" descr="Figure 7"/>
                     <pic:cNvPicPr/>
                   </pic:nvPicPr>
                   <pic:blipFill>
@@ -940,12 +940,12 @@
           <wp:inline distB="0" distL="0" distR="0" distT="0">
             <wp:extent cx="6629400" cy="6408420"/>
             <wp:effectExtent b="0" l="0" r="0" t="0"/>
-            <wp:docPr id="12" name="image-Hhpck2KUoZ7IfMFmulxXq.png"/>
+            <wp:docPr id="12" name="image-HLCYAjLCDlnjdnec46u5X.png"/>
             <a:graphic>
               <a:graphicData uri="http://schemas.openxmlformats.org/drawingml/2006/picture">
                 <pic:pic>
                   <pic:nvPicPr>
-                    <pic:cNvPr id="12" name="image-Hhpck2KUoZ7IfMFmulxXq.png" descr="Figure 8"/>
+                    <pic:cNvPr id="12" name="image-HLCYAjLCDlnjdnec46u5X.png" descr="Figure 8"/>
                     <pic:cNvPicPr/>
                   </pic:nvPicPr>
                   <pic:blipFill>
@@ -994,7 +994,7 @@
       </w:pPr>
       <w:r>
         <w:rPr/>
-        <w:t xml:space="preserve">Every investigation ends with an AI-written explanation of what was found. HORIZON GRID supports five interchangeable AI backends, and you pick one from the same </w:t>
+        <w:t xml:space="preserve">Every investigation ends with an AI-written explanation of what was found. HORIZON GRID supports eleven interchangeable AI backends, and you pick one from the same </w:t>
       </w:r>
       <w:r>
         <w:rPr>
@@ -1027,12 +1027,12 @@
           <wp:inline distB="0" distL="0" distR="0" distT="0">
             <wp:extent cx="6629400" cy="4603750"/>
             <wp:effectExtent b="0" l="0" r="0" t="0"/>
-            <wp:docPr id="14" name="image-bILvq-bpUGF_dflDm25vw.png"/>
+            <wp:docPr id="14" name="image-MUJciGktdL_Zp7smxXLDV.png"/>
             <a:graphic>
               <a:graphicData uri="http://schemas.openxmlformats.org/drawingml/2006/picture">
                 <pic:pic>
                   <pic:nvPicPr>
-                    <pic:cNvPr id="14" name="image-bILvq-bpUGF_dflDm25vw.png" descr="Figure 9"/>
+                    <pic:cNvPr id="14" name="image-MUJciGktdL_Zp7smxXLDV.png" descr="Figure 9"/>
                     <pic:cNvPicPr/>
                   </pic:nvPicPr>
                   <pic:blipFill>
@@ -1105,12 +1105,12 @@
           <wp:inline distB="0" distL="0" distR="0" distT="0">
             <wp:extent cx="6629400" cy="4603750"/>
             <wp:effectExtent b="0" l="0" r="0" t="0"/>
-            <wp:docPr id="16" name="image-rV0-IQYzQ9RHp7nWuEYMp.png"/>
+            <wp:docPr id="16" name="image-pxI00a7LFeO5LcicEVdYJ.png"/>
             <a:graphic>
               <a:graphicData uri="http://schemas.openxmlformats.org/drawingml/2006/picture">
                 <pic:pic>
                   <pic:nvPicPr>
-                    <pic:cNvPr id="16" name="image-rV0-IQYzQ9RHp7nWuEYMp.png" descr="Figure 10"/>
+                    <pic:cNvPr id="16" name="image-pxI00a7LFeO5LcicEVdYJ.png" descr="Figure 10"/>
                     <pic:cNvPicPr/>
                   </pic:nvPicPr>
                   <pic:blipFill>
@@ -1201,12 +1201,12 @@
           <wp:inline distB="0" distL="0" distR="0" distT="0">
             <wp:extent cx="6629400" cy="4603750"/>
             <wp:effectExtent b="0" l="0" r="0" t="0"/>
-            <wp:docPr id="18" name="image-RpbGfhMuL6ZibxJACcfTu.png"/>
+            <wp:docPr id="18" name="image-6UZHfEo_av1gy3AzQ4aeE.png"/>
             <a:graphic>
               <a:graphicData uri="http://schemas.openxmlformats.org/drawingml/2006/picture">
                 <pic:pic>
                   <pic:nvPicPr>
-                    <pic:cNvPr id="18" name="image-RpbGfhMuL6ZibxJACcfTu.png" descr="Figure 11"/>
+                    <pic:cNvPr id="18" name="image-6UZHfEo_av1gy3AzQ4aeE.png" descr="Figure 11"/>
                     <pic:cNvPicPr/>
                   </pic:nvPicPr>
                   <pic:blipFill>
@@ -1298,12 +1298,12 @@
           <wp:inline distB="0" distL="0" distR="0" distT="0">
             <wp:extent cx="6629400" cy="4143375"/>
             <wp:effectExtent b="0" l="0" r="0" t="0"/>
-            <wp:docPr id="20" name="image-nsjKd-zMYIP7LCKqqkrU-.png"/>
+            <wp:docPr id="20" name="image-0nstN3tnGIILl3KMknqkT.png"/>
             <a:graphic>
               <a:graphicData uri="http://schemas.openxmlformats.org/drawingml/2006/picture">
                 <pic:pic>
                   <pic:nvPicPr>
-                    <pic:cNvPr id="20" name="image-nsjKd-zMYIP7LCKqqkrU-.png" descr="Figure 12"/>
+                    <pic:cNvPr id="20" name="image-0nstN3tnGIILl3KMknqkT.png" descr="Figure 12"/>
                     <pic:cNvPicPr/>
                   </pic:nvPicPr>
                   <pic:blipFill>
@@ -1494,12 +1494,12 @@
           <wp:inline distB="0" distL="0" distR="0" distT="0">
             <wp:extent cx="6629400" cy="24418290"/>
             <wp:effectExtent b="0" l="0" r="0" t="0"/>
-            <wp:docPr id="22" name="image-hbcR0xGjKRAD4Ejt2e9M9.png"/>
+            <wp:docPr id="22" name="image-oGedoaNNShIkkcp2xL4CO.png"/>
             <a:graphic>
               <a:graphicData uri="http://schemas.openxmlformats.org/drawingml/2006/picture">
                 <pic:pic>
                   <pic:nvPicPr>
-                    <pic:cNvPr id="22" name="image-hbcR0xGjKRAD4Ejt2e9M9.png" descr="Figure 13"/>
+                    <pic:cNvPr id="22" name="image-oGedoaNNShIkkcp2xL4CO.png" descr="Figure 13"/>
                     <pic:cNvPicPr/>
                   </pic:nvPicPr>
                   <pic:blipFill>
@@ -1619,12 +1619,12 @@
           <wp:inline distB="0" distL="0" distR="0" distT="0">
             <wp:extent cx="6629400" cy="23419276"/>
             <wp:effectExtent b="0" l="0" r="0" t="0"/>
-            <wp:docPr id="24" name="image-DwOTF2FGSlQz_WDS5Xi_g.png"/>
+            <wp:docPr id="24" name="image-PFANwjDLipoEmcxMA0wZ2.png"/>
             <a:graphic>
               <a:graphicData uri="http://schemas.openxmlformats.org/drawingml/2006/picture">
                 <pic:pic>
                   <pic:nvPicPr>
-                    <pic:cNvPr id="24" name="image-DwOTF2FGSlQz_WDS5Xi_g.png" descr="Figure 14"/>
+                    <pic:cNvPr id="24" name="image-PFANwjDLipoEmcxMA0wZ2.png" descr="Figure 14"/>
                     <pic:cNvPicPr/>
                   </pic:nvPicPr>
                   <pic:blipFill>
@@ -1717,12 +1717,12 @@
           <wp:inline distB="0" distL="0" distR="0" distT="0">
             <wp:extent cx="6629400" cy="4143375"/>
             <wp:effectExtent b="0" l="0" r="0" t="0"/>
-            <wp:docPr id="26" name="image-KFJHbxVp35pUHT8JZMECk.png"/>
+            <wp:docPr id="26" name="image-JENmgTyMaWVzNpZGgokhx.png"/>
             <a:graphic>
               <a:graphicData uri="http://schemas.openxmlformats.org/drawingml/2006/picture">
                 <pic:pic>
                   <pic:nvPicPr>
-                    <pic:cNvPr id="26" name="image-KFJHbxVp35pUHT8JZMECk.png" descr="Figure 15"/>
+                    <pic:cNvPr id="26" name="image-JENmgTyMaWVzNpZGgokhx.png" descr="Figure 15"/>
                     <pic:cNvPicPr/>
                   </pic:nvPicPr>
                   <pic:blipFill>
@@ -1831,12 +1831,12 @@
           <wp:inline distB="0" distL="0" distR="0" distT="0">
             <wp:extent cx="6629400" cy="4769485"/>
             <wp:effectExtent b="0" l="0" r="0" t="0"/>
-            <wp:docPr id="28" name="image-6R9dW_475XM5QE58ZVm3_.png"/>
+            <wp:docPr id="28" name="image-gwEMxP86lAVHE5Jrx8zNV.png"/>
             <a:graphic>
               <a:graphicData uri="http://schemas.openxmlformats.org/drawingml/2006/picture">
                 <pic:pic>
                   <pic:nvPicPr>
-                    <pic:cNvPr id="28" name="image-6R9dW_475XM5QE58ZVm3_.png" descr="Figure 16"/>
+                    <pic:cNvPr id="28" name="image-gwEMxP86lAVHE5Jrx8zNV.png" descr="Figure 16"/>
                     <pic:cNvPicPr/>
                   </pic:nvPicPr>
                   <pic:blipFill>
@@ -1924,12 +1924,12 @@
           <wp:inline distB="0" distL="0" distR="0" distT="0">
             <wp:extent cx="6629400" cy="4322921"/>
             <wp:effectExtent b="0" l="0" r="0" t="0"/>
-            <wp:docPr id="30" name="image-pBTeW1RjUBDFHPTK-vjwP.png"/>
+            <wp:docPr id="30" name="image-ey3C2BURgmFlxFNbaJ3zh.png"/>
             <a:graphic>
               <a:graphicData uri="http://schemas.openxmlformats.org/drawingml/2006/picture">
                 <pic:pic>
                   <pic:nvPicPr>
-                    <pic:cNvPr id="30" name="image-pBTeW1RjUBDFHPTK-vjwP.png" descr="Figure 17"/>
+                    <pic:cNvPr id="30" name="image-ey3C2BURgmFlxFNbaJ3zh.png" descr="Figure 17"/>
                     <pic:cNvPicPr/>
                   </pic:nvPicPr>
                   <pic:blipFill>

--- a/documentation/HORIZON_GRID_QUICK_START.docx
+++ b/documentation/HORIZON_GRID_QUICK_START.docx
@@ -70,7 +70,7 @@
       </w:r>
       <w:r>
         <w:rPr/>
-        <w:t xml:space="preserve"> 0.2.3</w:t>
+        <w:t xml:space="preserve"> 0.2.4</w:t>
       </w:r>
     </w:p>
     <w:p>
@@ -85,7 +85,7 @@
       </w:r>
       <w:r>
         <w:rPr/>
-        <w:t xml:space="preserve"> 2026-08-20</w:t>
+        <w:t xml:space="preserve"> 2026-08-21</w:t>
       </w:r>
     </w:p>
     <w:p>
@@ -305,12 +305,12 @@
           <wp:inline distB="0" distL="0" distR="0" distT="0">
             <wp:extent cx="5829300" cy="4486275"/>
             <wp:effectExtent b="0" l="0" r="0" t="0"/>
-            <wp:docPr id="2" name="image-njNAzXu9iUKC3JNunCvwp.png"/>
+            <wp:docPr id="2" name="image-ZOlNqmrD4ONsj4xvYEyuC.png"/>
             <a:graphic>
               <a:graphicData uri="http://schemas.openxmlformats.org/drawingml/2006/picture">
                 <pic:pic>
                   <pic:nvPicPr>
-                    <pic:cNvPr id="2" name="image-njNAzXu9iUKC3JNunCvwp.png" descr="Figure 1"/>
+                    <pic:cNvPr id="2" name="image-ZOlNqmrD4ONsj4xvYEyuC.png" descr="Figure 1"/>
                     <pic:cNvPicPr/>
                   </pic:nvPicPr>
                   <pic:blipFill>
@@ -382,12 +382,12 @@
           <wp:inline distB="0" distL="0" distR="0" distT="0">
             <wp:extent cx="6629400" cy="5708650"/>
             <wp:effectExtent b="0" l="0" r="0" t="0"/>
-            <wp:docPr id="4" name="image-dOKfLlC16kBNOJ3N9SdYh.png"/>
+            <wp:docPr id="4" name="image-C5W2a2K5Kmb1XtcRNIew2.png"/>
             <a:graphic>
               <a:graphicData uri="http://schemas.openxmlformats.org/drawingml/2006/picture">
                 <pic:pic>
                   <pic:nvPicPr>
-                    <pic:cNvPr id="4" name="image-dOKfLlC16kBNOJ3N9SdYh.png" descr="Figure 2"/>
+                    <pic:cNvPr id="4" name="image-C5W2a2K5Kmb1XtcRNIew2.png" descr="Figure 2"/>
                     <pic:cNvPicPr/>
                   </pic:nvPicPr>
                   <pic:blipFill>
@@ -674,14 +674,14 @@
         <w:rPr/>
         <w:drawing>
           <wp:inline distB="0" distL="0" distR="0" distT="0">
-            <wp:extent cx="6629400" cy="4143375"/>
+            <wp:extent cx="6629400" cy="4322921"/>
             <wp:effectExtent b="0" l="0" r="0" t="0"/>
-            <wp:docPr id="6" name="image-GdFlT1XPBDw_XmD8YRnm2.png"/>
+            <wp:docPr id="6" name="image-MfyFWP8ccUzHuBaDCwlJV.png"/>
             <a:graphic>
               <a:graphicData uri="http://schemas.openxmlformats.org/drawingml/2006/picture">
                 <pic:pic>
                   <pic:nvPicPr>
-                    <pic:cNvPr id="6" name="image-GdFlT1XPBDw_XmD8YRnm2.png" descr="Figure 5"/>
+                    <pic:cNvPr id="6" name="image-MfyFWP8ccUzHuBaDCwlJV.png" descr="Figure 5"/>
                     <pic:cNvPicPr/>
                   </pic:nvPicPr>
                   <pic:blipFill>
@@ -694,7 +694,7 @@
                   <pic:spPr>
                     <a:xfrm>
                       <a:off x="0" y="0"/>
-                      <a:ext cx="6629400" cy="4143375"/>
+                      <a:ext cx="6629400" cy="4322921"/>
                     </a:xfrm>
                     <a:prstGeom prst="rect"/>
                   </pic:spPr>
@@ -780,14 +780,14 @@
         <w:rPr/>
         <w:drawing>
           <wp:inline distB="0" distL="0" distR="0" distT="0">
-            <wp:extent cx="6629400" cy="5713254"/>
+            <wp:extent cx="6629400" cy="6914833"/>
             <wp:effectExtent b="0" l="0" r="0" t="0"/>
-            <wp:docPr id="8" name="image-4xKVkEjSiQVxMaqftqeuE.png"/>
+            <wp:docPr id="8" name="image-wq9IQf_5C7c_XpaEn2fIZ.png"/>
             <a:graphic>
               <a:graphicData uri="http://schemas.openxmlformats.org/drawingml/2006/picture">
                 <pic:pic>
                   <pic:nvPicPr>
-                    <pic:cNvPr id="8" name="image-4xKVkEjSiQVxMaqftqeuE.png" descr="Figure 6"/>
+                    <pic:cNvPr id="8" name="image-wq9IQf_5C7c_XpaEn2fIZ.png" descr="Figure 6"/>
                     <pic:cNvPicPr/>
                   </pic:nvPicPr>
                   <pic:blipFill>
@@ -800,7 +800,7 @@
                   <pic:spPr>
                     <a:xfrm>
                       <a:off x="0" y="0"/>
-                      <a:ext cx="6629400" cy="5713254"/>
+                      <a:ext cx="6629400" cy="6914833"/>
                     </a:xfrm>
                     <a:prstGeom prst="rect"/>
                   </pic:spPr>
@@ -856,12 +856,12 @@
           <wp:inline distB="0" distL="0" distR="0" distT="0">
             <wp:extent cx="6629400" cy="5713254"/>
             <wp:effectExtent b="0" l="0" r="0" t="0"/>
-            <wp:docPr id="10" name="image-z2T0WxOcuBY-e-56wGJrG.png"/>
+            <wp:docPr id="10" name="image-wMyQlCQIV4nMWdoziTr4I.png"/>
             <a:graphic>
               <a:graphicData uri="http://schemas.openxmlformats.org/drawingml/2006/picture">
                 <pic:pic>
                   <pic:nvPicPr>
-                    <pic:cNvPr id="10" name="image-z2T0WxOcuBY-e-56wGJrG.png" descr="Figure 7"/>
+                    <pic:cNvPr id="10" name="image-wMyQlCQIV4nMWdoziTr4I.png" descr="Figure 7"/>
                     <pic:cNvPicPr/>
                   </pic:nvPicPr>
                   <pic:blipFill>
@@ -940,12 +940,12 @@
           <wp:inline distB="0" distL="0" distR="0" distT="0">
             <wp:extent cx="6629400" cy="6408420"/>
             <wp:effectExtent b="0" l="0" r="0" t="0"/>
-            <wp:docPr id="12" name="image-HLCYAjLCDlnjdnec46u5X.png"/>
+            <wp:docPr id="12" name="image-LyK2wpvrnsrxesYxUvmj7.png"/>
             <a:graphic>
               <a:graphicData uri="http://schemas.openxmlformats.org/drawingml/2006/picture">
                 <pic:pic>
                   <pic:nvPicPr>
-                    <pic:cNvPr id="12" name="image-HLCYAjLCDlnjdnec46u5X.png" descr="Figure 8"/>
+                    <pic:cNvPr id="12" name="image-LyK2wpvrnsrxesYxUvmj7.png" descr="Figure 8"/>
                     <pic:cNvPicPr/>
                   </pic:nvPicPr>
                   <pic:blipFill>
@@ -1025,14 +1025,14 @@
         <w:rPr/>
         <w:drawing>
           <wp:inline distB="0" distL="0" distR="0" distT="0">
-            <wp:extent cx="6629400" cy="4603750"/>
+            <wp:extent cx="6629400" cy="4322921"/>
             <wp:effectExtent b="0" l="0" r="0" t="0"/>
-            <wp:docPr id="14" name="image-MUJciGktdL_Zp7smxXLDV.png"/>
+            <wp:docPr id="14" name="image-E29kNfBGnbWgf_hbXjBEy.png"/>
             <a:graphic>
               <a:graphicData uri="http://schemas.openxmlformats.org/drawingml/2006/picture">
                 <pic:pic>
                   <pic:nvPicPr>
-                    <pic:cNvPr id="14" name="image-MUJciGktdL_Zp7smxXLDV.png" descr="Figure 9"/>
+                    <pic:cNvPr id="14" name="image-E29kNfBGnbWgf_hbXjBEy.png" descr="Figure 9"/>
                     <pic:cNvPicPr/>
                   </pic:nvPicPr>
                   <pic:blipFill>
@@ -1045,7 +1045,7 @@
                   <pic:spPr>
                     <a:xfrm>
                       <a:off x="0" y="0"/>
-                      <a:ext cx="6629400" cy="4603750"/>
+                      <a:ext cx="6629400" cy="4322921"/>
                     </a:xfrm>
                     <a:prstGeom prst="rect"/>
                   </pic:spPr>
@@ -1105,12 +1105,12 @@
           <wp:inline distB="0" distL="0" distR="0" distT="0">
             <wp:extent cx="6629400" cy="4603750"/>
             <wp:effectExtent b="0" l="0" r="0" t="0"/>
-            <wp:docPr id="16" name="image-pxI00a7LFeO5LcicEVdYJ.png"/>
+            <wp:docPr id="16" name="image-_Ei5w9f1Riedx-T5K6dGh.png"/>
             <a:graphic>
               <a:graphicData uri="http://schemas.openxmlformats.org/drawingml/2006/picture">
                 <pic:pic>
                   <pic:nvPicPr>
-                    <pic:cNvPr id="16" name="image-pxI00a7LFeO5LcicEVdYJ.png" descr="Figure 10"/>
+                    <pic:cNvPr id="16" name="image-_Ei5w9f1Riedx-T5K6dGh.png" descr="Figure 10"/>
                     <pic:cNvPicPr/>
                   </pic:nvPicPr>
                   <pic:blipFill>
@@ -1201,12 +1201,12 @@
           <wp:inline distB="0" distL="0" distR="0" distT="0">
             <wp:extent cx="6629400" cy="4603750"/>
             <wp:effectExtent b="0" l="0" r="0" t="0"/>
-            <wp:docPr id="18" name="image-6UZHfEo_av1gy3AzQ4aeE.png"/>
+            <wp:docPr id="18" name="image-dQtr77d7oFUP9d6ugnLaZ.png"/>
             <a:graphic>
               <a:graphicData uri="http://schemas.openxmlformats.org/drawingml/2006/picture">
                 <pic:pic>
                   <pic:nvPicPr>
-                    <pic:cNvPr id="18" name="image-6UZHfEo_av1gy3AzQ4aeE.png" descr="Figure 11"/>
+                    <pic:cNvPr id="18" name="image-dQtr77d7oFUP9d6ugnLaZ.png" descr="Figure 11"/>
                     <pic:cNvPicPr/>
                   </pic:nvPicPr>
                   <pic:blipFill>
@@ -1298,12 +1298,12 @@
           <wp:inline distB="0" distL="0" distR="0" distT="0">
             <wp:extent cx="6629400" cy="4143375"/>
             <wp:effectExtent b="0" l="0" r="0" t="0"/>
-            <wp:docPr id="20" name="image-0nstN3tnGIILl3KMknqkT.png"/>
+            <wp:docPr id="20" name="image-ehdxngPjQPzmdWwU6TuG0.png"/>
             <a:graphic>
               <a:graphicData uri="http://schemas.openxmlformats.org/drawingml/2006/picture">
                 <pic:pic>
                   <pic:nvPicPr>
-                    <pic:cNvPr id="20" name="image-0nstN3tnGIILl3KMknqkT.png" descr="Figure 12"/>
+                    <pic:cNvPr id="20" name="image-ehdxngPjQPzmdWwU6TuG0.png" descr="Figure 12"/>
                     <pic:cNvPicPr/>
                   </pic:nvPicPr>
                   <pic:blipFill>
@@ -1494,12 +1494,12 @@
           <wp:inline distB="0" distL="0" distR="0" distT="0">
             <wp:extent cx="6629400" cy="24418290"/>
             <wp:effectExtent b="0" l="0" r="0" t="0"/>
-            <wp:docPr id="22" name="image-oGedoaNNShIkkcp2xL4CO.png"/>
+            <wp:docPr id="22" name="image-YrghBtR7p9HK2Ror53M7Z.png"/>
             <a:graphic>
               <a:graphicData uri="http://schemas.openxmlformats.org/drawingml/2006/picture">
                 <pic:pic>
                   <pic:nvPicPr>
-                    <pic:cNvPr id="22" name="image-oGedoaNNShIkkcp2xL4CO.png" descr="Figure 13"/>
+                    <pic:cNvPr id="22" name="image-YrghBtR7p9HK2Ror53M7Z.png" descr="Figure 13"/>
                     <pic:cNvPicPr/>
                   </pic:nvPicPr>
                   <pic:blipFill>
@@ -1619,12 +1619,12 @@
           <wp:inline distB="0" distL="0" distR="0" distT="0">
             <wp:extent cx="6629400" cy="23419276"/>
             <wp:effectExtent b="0" l="0" r="0" t="0"/>
-            <wp:docPr id="24" name="image-PFANwjDLipoEmcxMA0wZ2.png"/>
+            <wp:docPr id="24" name="image--A5_guesUS_JKZ2pm3DJj.png"/>
             <a:graphic>
               <a:graphicData uri="http://schemas.openxmlformats.org/drawingml/2006/picture">
                 <pic:pic>
                   <pic:nvPicPr>
-                    <pic:cNvPr id="24" name="image-PFANwjDLipoEmcxMA0wZ2.png" descr="Figure 14"/>
+                    <pic:cNvPr id="24" name="image--A5_guesUS_JKZ2pm3DJj.png" descr="Figure 14"/>
                     <pic:cNvPicPr/>
                   </pic:nvPicPr>
                   <pic:blipFill>
@@ -1717,12 +1717,12 @@
           <wp:inline distB="0" distL="0" distR="0" distT="0">
             <wp:extent cx="6629400" cy="4143375"/>
             <wp:effectExtent b="0" l="0" r="0" t="0"/>
-            <wp:docPr id="26" name="image-JENmgTyMaWVzNpZGgokhx.png"/>
+            <wp:docPr id="26" name="image-MPp3tBoAm72zHhW6lqCpx.png"/>
             <a:graphic>
               <a:graphicData uri="http://schemas.openxmlformats.org/drawingml/2006/picture">
                 <pic:pic>
                   <pic:nvPicPr>
-                    <pic:cNvPr id="26" name="image-JENmgTyMaWVzNpZGgokhx.png" descr="Figure 15"/>
+                    <pic:cNvPr id="26" name="image-MPp3tBoAm72zHhW6lqCpx.png" descr="Figure 15"/>
                     <pic:cNvPicPr/>
                   </pic:nvPicPr>
                   <pic:blipFill>
@@ -1829,14 +1829,14 @@
         <w:rPr/>
         <w:drawing>
           <wp:inline distB="0" distL="0" distR="0" distT="0">
-            <wp:extent cx="6629400" cy="4769485"/>
+            <wp:extent cx="6629400" cy="5317331"/>
             <wp:effectExtent b="0" l="0" r="0" t="0"/>
-            <wp:docPr id="28" name="image-gwEMxP86lAVHE5Jrx8zNV.png"/>
+            <wp:docPr id="28" name="image-F-E4oAH2RyCXWgNrOdTSa.png"/>
             <a:graphic>
               <a:graphicData uri="http://schemas.openxmlformats.org/drawingml/2006/picture">
                 <pic:pic>
                   <pic:nvPicPr>
-                    <pic:cNvPr id="28" name="image-gwEMxP86lAVHE5Jrx8zNV.png" descr="Figure 16"/>
+                    <pic:cNvPr id="28" name="image-F-E4oAH2RyCXWgNrOdTSa.png" descr="Figure 16"/>
                     <pic:cNvPicPr/>
                   </pic:nvPicPr>
                   <pic:blipFill>
@@ -1849,7 +1849,7 @@
                   <pic:spPr>
                     <a:xfrm>
                       <a:off x="0" y="0"/>
-                      <a:ext cx="6629400" cy="4769485"/>
+                      <a:ext cx="6629400" cy="5317331"/>
                     </a:xfrm>
                     <a:prstGeom prst="rect"/>
                   </pic:spPr>
@@ -1924,12 +1924,12 @@
           <wp:inline distB="0" distL="0" distR="0" distT="0">
             <wp:extent cx="6629400" cy="4322921"/>
             <wp:effectExtent b="0" l="0" r="0" t="0"/>
-            <wp:docPr id="30" name="image-ey3C2BURgmFlxFNbaJ3zh.png"/>
+            <wp:docPr id="30" name="image-vTwsBCnddM6fweuEwYFlE.png"/>
             <a:graphic>
               <a:graphicData uri="http://schemas.openxmlformats.org/drawingml/2006/picture">
                 <pic:pic>
                   <pic:nvPicPr>
-                    <pic:cNvPr id="30" name="image-ey3C2BURgmFlxFNbaJ3zh.png" descr="Figure 17"/>
+                    <pic:cNvPr id="30" name="image-vTwsBCnddM6fweuEwYFlE.png" descr="Figure 17"/>
                     <pic:cNvPicPr/>
                   </pic:nvPicPr>
                   <pic:blipFill>

--- a/documentation/HORIZON_GRID_QUICK_START.docx
+++ b/documentation/HORIZON_GRID_QUICK_START.docx
@@ -70,7 +70,7 @@
       </w:r>
       <w:r>
         <w:rPr/>
-        <w:t xml:space="preserve"> 0.2.4</w:t>
+        <w:t xml:space="preserve"> 0.2.5</w:t>
       </w:r>
     </w:p>
     <w:p>
@@ -85,7 +85,7 @@
       </w:r>
       <w:r>
         <w:rPr/>
-        <w:t xml:space="preserve"> 2026-08-21</w:t>
+        <w:t xml:space="preserve"> 2026-08-23</w:t>
       </w:r>
     </w:p>
     <w:p>
@@ -305,12 +305,12 @@
           <wp:inline distB="0" distL="0" distR="0" distT="0">
             <wp:extent cx="5829300" cy="4486275"/>
             <wp:effectExtent b="0" l="0" r="0" t="0"/>
-            <wp:docPr id="2" name="image-ZOlNqmrD4ONsj4xvYEyuC.png"/>
+            <wp:docPr id="2" name="image-zX-9XRKqSgh80cuoqoaRG.png"/>
             <a:graphic>
               <a:graphicData uri="http://schemas.openxmlformats.org/drawingml/2006/picture">
                 <pic:pic>
                   <pic:nvPicPr>
-                    <pic:cNvPr id="2" name="image-ZOlNqmrD4ONsj4xvYEyuC.png" descr="Figure 1"/>
+                    <pic:cNvPr id="2" name="image-zX-9XRKqSgh80cuoqoaRG.png" descr="Figure 1"/>
                     <pic:cNvPicPr/>
                   </pic:nvPicPr>
                   <pic:blipFill>
@@ -382,12 +382,12 @@
           <wp:inline distB="0" distL="0" distR="0" distT="0">
             <wp:extent cx="6629400" cy="5708650"/>
             <wp:effectExtent b="0" l="0" r="0" t="0"/>
-            <wp:docPr id="4" name="image-C5W2a2K5Kmb1XtcRNIew2.png"/>
+            <wp:docPr id="4" name="image-mPsNB3LPcp0WLL_D5qhVJ.png"/>
             <a:graphic>
               <a:graphicData uri="http://schemas.openxmlformats.org/drawingml/2006/picture">
                 <pic:pic>
                   <pic:nvPicPr>
-                    <pic:cNvPr id="4" name="image-C5W2a2K5Kmb1XtcRNIew2.png" descr="Figure 2"/>
+                    <pic:cNvPr id="4" name="image-mPsNB3LPcp0WLL_D5qhVJ.png" descr="Figure 2"/>
                     <pic:cNvPicPr/>
                   </pic:nvPicPr>
                   <pic:blipFill>
@@ -676,12 +676,12 @@
           <wp:inline distB="0" distL="0" distR="0" distT="0">
             <wp:extent cx="6629400" cy="4322921"/>
             <wp:effectExtent b="0" l="0" r="0" t="0"/>
-            <wp:docPr id="6" name="image-MfyFWP8ccUzHuBaDCwlJV.png"/>
+            <wp:docPr id="6" name="image-C8Eaz39F5KrpQtKot1bHC.png"/>
             <a:graphic>
               <a:graphicData uri="http://schemas.openxmlformats.org/drawingml/2006/picture">
                 <pic:pic>
                   <pic:nvPicPr>
-                    <pic:cNvPr id="6" name="image-MfyFWP8ccUzHuBaDCwlJV.png" descr="Figure 5"/>
+                    <pic:cNvPr id="6" name="image-C8Eaz39F5KrpQtKot1bHC.png" descr="Figure 5"/>
                     <pic:cNvPicPr/>
                   </pic:nvPicPr>
                   <pic:blipFill>
@@ -782,12 +782,12 @@
           <wp:inline distB="0" distL="0" distR="0" distT="0">
             <wp:extent cx="6629400" cy="6914833"/>
             <wp:effectExtent b="0" l="0" r="0" t="0"/>
-            <wp:docPr id="8" name="image-wq9IQf_5C7c_XpaEn2fIZ.png"/>
+            <wp:docPr id="8" name="image-EBHimvBJpBw4CIEvqWcA2.png"/>
             <a:graphic>
               <a:graphicData uri="http://schemas.openxmlformats.org/drawingml/2006/picture">
                 <pic:pic>
                   <pic:nvPicPr>
-                    <pic:cNvPr id="8" name="image-wq9IQf_5C7c_XpaEn2fIZ.png" descr="Figure 6"/>
+                    <pic:cNvPr id="8" name="image-EBHimvBJpBw4CIEvqWcA2.png" descr="Figure 6"/>
                     <pic:cNvPicPr/>
                   </pic:nvPicPr>
                   <pic:blipFill>
@@ -856,12 +856,12 @@
           <wp:inline distB="0" distL="0" distR="0" distT="0">
             <wp:extent cx="6629400" cy="5713254"/>
             <wp:effectExtent b="0" l="0" r="0" t="0"/>
-            <wp:docPr id="10" name="image-wMyQlCQIV4nMWdoziTr4I.png"/>
+            <wp:docPr id="10" name="image-vJKYmY5sekaeLeuVUj4Rc.png"/>
             <a:graphic>
               <a:graphicData uri="http://schemas.openxmlformats.org/drawingml/2006/picture">
                 <pic:pic>
                   <pic:nvPicPr>
-                    <pic:cNvPr id="10" name="image-wMyQlCQIV4nMWdoziTr4I.png" descr="Figure 7"/>
+                    <pic:cNvPr id="10" name="image-vJKYmY5sekaeLeuVUj4Rc.png" descr="Figure 7"/>
                     <pic:cNvPicPr/>
                   </pic:nvPicPr>
                   <pic:blipFill>
@@ -940,12 +940,12 @@
           <wp:inline distB="0" distL="0" distR="0" distT="0">
             <wp:extent cx="6629400" cy="6408420"/>
             <wp:effectExtent b="0" l="0" r="0" t="0"/>
-            <wp:docPr id="12" name="image-LyK2wpvrnsrxesYxUvmj7.png"/>
+            <wp:docPr id="12" name="image-MSs1AqsKd6FynkFX0BINy.png"/>
             <a:graphic>
               <a:graphicData uri="http://schemas.openxmlformats.org/drawingml/2006/picture">
                 <pic:pic>
                   <pic:nvPicPr>
-                    <pic:cNvPr id="12" name="image-LyK2wpvrnsrxesYxUvmj7.png" descr="Figure 8"/>
+                    <pic:cNvPr id="12" name="image-MSs1AqsKd6FynkFX0BINy.png" descr="Figure 8"/>
                     <pic:cNvPicPr/>
                   </pic:nvPicPr>
                   <pic:blipFill>
@@ -1027,12 +1027,12 @@
           <wp:inline distB="0" distL="0" distR="0" distT="0">
             <wp:extent cx="6629400" cy="4322921"/>
             <wp:effectExtent b="0" l="0" r="0" t="0"/>
-            <wp:docPr id="14" name="image-E29kNfBGnbWgf_hbXjBEy.png"/>
+            <wp:docPr id="14" name="image-gBUaMr9HxlVZ0omWQkXV1.png"/>
             <a:graphic>
               <a:graphicData uri="http://schemas.openxmlformats.org/drawingml/2006/picture">
                 <pic:pic>
                   <pic:nvPicPr>
-                    <pic:cNvPr id="14" name="image-E29kNfBGnbWgf_hbXjBEy.png" descr="Figure 9"/>
+                    <pic:cNvPr id="14" name="image-gBUaMr9HxlVZ0omWQkXV1.png" descr="Figure 9"/>
                     <pic:cNvPicPr/>
                   </pic:nvPicPr>
                   <pic:blipFill>
@@ -1105,12 +1105,12 @@
           <wp:inline distB="0" distL="0" distR="0" distT="0">
             <wp:extent cx="6629400" cy="4603750"/>
             <wp:effectExtent b="0" l="0" r="0" t="0"/>
-            <wp:docPr id="16" name="image-_Ei5w9f1Riedx-T5K6dGh.png"/>
+            <wp:docPr id="16" name="image-roqoPg_zQXp5QqViWVUGo.png"/>
             <a:graphic>
               <a:graphicData uri="http://schemas.openxmlformats.org/drawingml/2006/picture">
                 <pic:pic>
                   <pic:nvPicPr>
-                    <pic:cNvPr id="16" name="image-_Ei5w9f1Riedx-T5K6dGh.png" descr="Figure 10"/>
+                    <pic:cNvPr id="16" name="image-roqoPg_zQXp5QqViWVUGo.png" descr="Figure 10"/>
                     <pic:cNvPicPr/>
                   </pic:nvPicPr>
                   <pic:blipFill>
@@ -1201,12 +1201,12 @@
           <wp:inline distB="0" distL="0" distR="0" distT="0">
             <wp:extent cx="6629400" cy="4603750"/>
             <wp:effectExtent b="0" l="0" r="0" t="0"/>
-            <wp:docPr id="18" name="image-dQtr77d7oFUP9d6ugnLaZ.png"/>
+            <wp:docPr id="18" name="image-gOIypkXOcBJo3sI3FyJCy.png"/>
             <a:graphic>
               <a:graphicData uri="http://schemas.openxmlformats.org/drawingml/2006/picture">
                 <pic:pic>
                   <pic:nvPicPr>
-                    <pic:cNvPr id="18" name="image-dQtr77d7oFUP9d6ugnLaZ.png" descr="Figure 11"/>
+                    <pic:cNvPr id="18" name="image-gOIypkXOcBJo3sI3FyJCy.png" descr="Figure 11"/>
                     <pic:cNvPicPr/>
                   </pic:nvPicPr>
                   <pic:blipFill>
@@ -1298,12 +1298,12 @@
           <wp:inline distB="0" distL="0" distR="0" distT="0">
             <wp:extent cx="6629400" cy="4143375"/>
             <wp:effectExtent b="0" l="0" r="0" t="0"/>
-            <wp:docPr id="20" name="image-ehdxngPjQPzmdWwU6TuG0.png"/>
+            <wp:docPr id="20" name="image-DqR0LmXL4tcsfhUCLFtPD.png"/>
             <a:graphic>
               <a:graphicData uri="http://schemas.openxmlformats.org/drawingml/2006/picture">
                 <pic:pic>
                   <pic:nvPicPr>
-                    <pic:cNvPr id="20" name="image-ehdxngPjQPzmdWwU6TuG0.png" descr="Figure 12"/>
+                    <pic:cNvPr id="20" name="image-DqR0LmXL4tcsfhUCLFtPD.png" descr="Figure 12"/>
                     <pic:cNvPicPr/>
                   </pic:nvPicPr>
                   <pic:blipFill>
@@ -1494,12 +1494,12 @@
           <wp:inline distB="0" distL="0" distR="0" distT="0">
             <wp:extent cx="6629400" cy="24418290"/>
             <wp:effectExtent b="0" l="0" r="0" t="0"/>
-            <wp:docPr id="22" name="image-YrghBtR7p9HK2Ror53M7Z.png"/>
+            <wp:docPr id="22" name="image-E8f4lclT2LPd-NrXVjulT.png"/>
             <a:graphic>
               <a:graphicData uri="http://schemas.openxmlformats.org/drawingml/2006/picture">
                 <pic:pic>
                   <pic:nvPicPr>
-                    <pic:cNvPr id="22" name="image-YrghBtR7p9HK2Ror53M7Z.png" descr="Figure 13"/>
+                    <pic:cNvPr id="22" name="image-E8f4lclT2LPd-NrXVjulT.png" descr="Figure 13"/>
                     <pic:cNvPicPr/>
                   </pic:nvPicPr>
                   <pic:blipFill>
@@ -1619,12 +1619,12 @@
           <wp:inline distB="0" distL="0" distR="0" distT="0">
             <wp:extent cx="6629400" cy="23419276"/>
             <wp:effectExtent b="0" l="0" r="0" t="0"/>
-            <wp:docPr id="24" name="image--A5_guesUS_JKZ2pm3DJj.png"/>
+            <wp:docPr id="24" name="image-FiuqPv7aeBidGMjxTIzq6.png"/>
             <a:graphic>
               <a:graphicData uri="http://schemas.openxmlformats.org/drawingml/2006/picture">
                 <pic:pic>
                   <pic:nvPicPr>
-                    <pic:cNvPr id="24" name="image--A5_guesUS_JKZ2pm3DJj.png" descr="Figure 14"/>
+                    <pic:cNvPr id="24" name="image-FiuqPv7aeBidGMjxTIzq6.png" descr="Figure 14"/>
                     <pic:cNvPicPr/>
                   </pic:nvPicPr>
                   <pic:blipFill>
@@ -1717,12 +1717,12 @@
           <wp:inline distB="0" distL="0" distR="0" distT="0">
             <wp:extent cx="6629400" cy="4143375"/>
             <wp:effectExtent b="0" l="0" r="0" t="0"/>
-            <wp:docPr id="26" name="image-MPp3tBoAm72zHhW6lqCpx.png"/>
+            <wp:docPr id="26" name="image-kWxP1qa6r9yM0SQbf0dM9.png"/>
             <a:graphic>
               <a:graphicData uri="http://schemas.openxmlformats.org/drawingml/2006/picture">
                 <pic:pic>
                   <pic:nvPicPr>
-                    <pic:cNvPr id="26" name="image-MPp3tBoAm72zHhW6lqCpx.png" descr="Figure 15"/>
+                    <pic:cNvPr id="26" name="image-kWxP1qa6r9yM0SQbf0dM9.png" descr="Figure 15"/>
                     <pic:cNvPicPr/>
                   </pic:nvPicPr>
                   <pic:blipFill>
@@ -1831,12 +1831,12 @@
           <wp:inline distB="0" distL="0" distR="0" distT="0">
             <wp:extent cx="6629400" cy="5317331"/>
             <wp:effectExtent b="0" l="0" r="0" t="0"/>
-            <wp:docPr id="28" name="image-F-E4oAH2RyCXWgNrOdTSa.png"/>
+            <wp:docPr id="28" name="image-oDiK80gUzRkPtwj3xH2WN.png"/>
             <a:graphic>
               <a:graphicData uri="http://schemas.openxmlformats.org/drawingml/2006/picture">
                 <pic:pic>
                   <pic:nvPicPr>
-                    <pic:cNvPr id="28" name="image-F-E4oAH2RyCXWgNrOdTSa.png" descr="Figure 16"/>
+                    <pic:cNvPr id="28" name="image-oDiK80gUzRkPtwj3xH2WN.png" descr="Figure 16"/>
                     <pic:cNvPicPr/>
                   </pic:nvPicPr>
                   <pic:blipFill>
@@ -1924,12 +1924,12 @@
           <wp:inline distB="0" distL="0" distR="0" distT="0">
             <wp:extent cx="6629400" cy="4322921"/>
             <wp:effectExtent b="0" l="0" r="0" t="0"/>
-            <wp:docPr id="30" name="image-vTwsBCnddM6fweuEwYFlE.png"/>
+            <wp:docPr id="30" name="image-KB-bXNMAIecsx1_NRq-mE.png"/>
             <a:graphic>
               <a:graphicData uri="http://schemas.openxmlformats.org/drawingml/2006/picture">
                 <pic:pic>
                   <pic:nvPicPr>
-                    <pic:cNvPr id="30" name="image-vTwsBCnddM6fweuEwYFlE.png" descr="Figure 17"/>
+                    <pic:cNvPr id="30" name="image-KB-bXNMAIecsx1_NRq-mE.png" descr="Figure 17"/>
                     <pic:cNvPicPr/>
                   </pic:nvPicPr>
                   <pic:blipFill>
